--- a/docs/需要填的部分.docx
+++ b/docs/需要填的部分.docx
@@ -1518,6 +1518,12 @@
                 <w:color w:val="000000"/>
               </w:rPr>
             </w:pPr>
+            <w:r>
+              <w:rPr>
+                <w:color w:val="000000"/>
+              </w:rPr>
+              <w:t>0.8288</w:t>
+            </w:r>
           </w:p>
         </w:tc>
       </w:tr>
@@ -1569,16 +1575,9 @@
             </w:pPr>
             <w:r>
               <w:rPr>
-                <w:rFonts w:hint="eastAsia"/>
-                <w:color w:val="000000"/>
-              </w:rPr>
-              <w:t>15872</w:t>
-            </w:r>
-            <w:r>
-              <w:rPr>
-                <w:color w:val="000000"/>
-              </w:rPr>
-              <w:t>.136</w:t>
+                <w:color w:val="000000"/>
+              </w:rPr>
+              <w:t>3891.946</w:t>
             </w:r>
           </w:p>
         </w:tc>
@@ -1631,9 +1630,10 @@
             </w:pPr>
             <w:r>
               <w:rPr>
-                <w:color w:val="000000"/>
-              </w:rPr>
-              <w:t>666</w:t>
+                <w:rFonts w:hint="eastAsia"/>
+                <w:color w:val="000000"/>
+              </w:rPr>
+              <w:t>78</w:t>
             </w:r>
           </w:p>
         </w:tc>
@@ -1712,9 +1712,6 @@
     <w:p>
       <w:pPr>
         <w:pStyle w:val="2"/>
-        <w:rPr>
-          <w:rFonts w:hint="eastAsia"/>
-        </w:rPr>
       </w:pPr>
       <w:r>
         <w:rPr>
@@ -5882,7 +5879,6 @@
   <w:style w:type="character" w:default="1" w:styleId="a0">
     <w:name w:val="Default Paragraph Font"/>
     <w:uiPriority w:val="1"/>
-    <w:semiHidden/>
     <w:unhideWhenUsed/>
   </w:style>
   <w:style w:type="table" w:default="1" w:styleId="a1">
